--- a/ctfl-course-word-docs/mock_exams/mock_exam_3.docx
+++ b/ctfl-course-word-docs/mock_exams/mock_exam_3.docx
@@ -108,21 +108,27 @@
       <w:r>
         <w:t xml:space="preserve">A. Testing shows the presence of defects</w:t>
       </w:r>
-      <w:r>
-        <w:t xml:space="preserve"> </w:t>
-      </w:r>
+    </w:p>
+    <w:p>
+      <w:pPr>
+        <w:pStyle w:val="BodyText"/>
+      </w:pPr>
       <w:r>
         <w:t xml:space="preserve">B. Exhaustive testing is impossible</w:t>
       </w:r>
-      <w:r>
-        <w:t xml:space="preserve"> </w:t>
-      </w:r>
+    </w:p>
+    <w:p>
+      <w:pPr>
+        <w:pStyle w:val="BodyText"/>
+      </w:pPr>
       <w:r>
         <w:t xml:space="preserve">C. Pesticide paradox</w:t>
       </w:r>
-      <w:r>
-        <w:t xml:space="preserve"> </w:t>
-      </w:r>
+    </w:p>
+    <w:p>
+      <w:pPr>
+        <w:pStyle w:val="BodyText"/>
+      </w:pPr>
       <w:r>
         <w:t xml:space="preserve">D. Early testing saves time and money</w:t>
       </w:r>
@@ -152,21 +158,27 @@
       <w:r>
         <w:t xml:space="preserve">A. To find someone to blame for the defect</w:t>
       </w:r>
-      <w:r>
-        <w:t xml:space="preserve"> </w:t>
-      </w:r>
+    </w:p>
+    <w:p>
+      <w:pPr>
+        <w:pStyle w:val="BodyText"/>
+      </w:pPr>
       <w:r>
         <w:t xml:space="preserve">B. To understand the fundamental reason an error occurred so it can be prevented in the future</w:t>
       </w:r>
-      <w:r>
-        <w:t xml:space="preserve"> </w:t>
-      </w:r>
+    </w:p>
+    <w:p>
+      <w:pPr>
+        <w:pStyle w:val="BodyText"/>
+      </w:pPr>
       <w:r>
         <w:t xml:space="preserve">C. To calculate the cost of fixing the defect</w:t>
       </w:r>
-      <w:r>
-        <w:t xml:space="preserve"> </w:t>
-      </w:r>
+    </w:p>
+    <w:p>
+      <w:pPr>
+        <w:pStyle w:val="BodyText"/>
+      </w:pPr>
       <w:r>
         <w:t xml:space="preserve">D. To determine the severity of the defect</w:t>
       </w:r>
@@ -196,21 +208,27 @@
       <w:r>
         <w:t xml:space="preserve">A. Only testers are accountable for bugs found in production</w:t>
       </w:r>
-      <w:r>
-        <w:t xml:space="preserve"> </w:t>
-      </w:r>
+    </w:p>
+    <w:p>
+      <w:pPr>
+        <w:pStyle w:val="BodyText"/>
+      </w:pPr>
       <w:r>
         <w:t xml:space="preserve">B. It slows down development to allow thorough testing</w:t>
       </w:r>
-      <w:r>
-        <w:t xml:space="preserve"> </w:t>
-      </w:r>
+    </w:p>
+    <w:p>
+      <w:pPr>
+        <w:pStyle w:val="BodyText"/>
+      </w:pPr>
       <w:r>
         <w:t xml:space="preserve">C. It fosters shared responsibility for quality and faster feedback loops</w:t>
       </w:r>
-      <w:r>
-        <w:t xml:space="preserve"> </w:t>
-      </w:r>
+    </w:p>
+    <w:p>
+      <w:pPr>
+        <w:pStyle w:val="BodyText"/>
+      </w:pPr>
       <w:r>
         <w:t xml:space="preserve">D. It eliminates the need for any testing skills</w:t>
       </w:r>
@@ -240,21 +258,27 @@
       <w:r>
         <w:t xml:space="preserve">A. System testing</w:t>
       </w:r>
-      <w:r>
-        <w:t xml:space="preserve"> </w:t>
-      </w:r>
+    </w:p>
+    <w:p>
+      <w:pPr>
+        <w:pStyle w:val="BodyText"/>
+      </w:pPr>
       <w:r>
         <w:t xml:space="preserve">B. Acceptance testing</w:t>
       </w:r>
-      <w:r>
-        <w:t xml:space="preserve"> </w:t>
-      </w:r>
+    </w:p>
+    <w:p>
+      <w:pPr>
+        <w:pStyle w:val="BodyText"/>
+      </w:pPr>
       <w:r>
         <w:t xml:space="preserve">C. Component testing</w:t>
       </w:r>
-      <w:r>
-        <w:t xml:space="preserve"> </w:t>
-      </w:r>
+    </w:p>
+    <w:p>
+      <w:pPr>
+        <w:pStyle w:val="BodyText"/>
+      </w:pPr>
       <w:r>
         <w:t xml:space="preserve">D. System integration testing</w:t>
       </w:r>
@@ -284,21 +308,27 @@
       <w:r>
         <w:t xml:space="preserve">A. Whether the system meets business user needs</w:t>
       </w:r>
-      <w:r>
-        <w:t xml:space="preserve"> </w:t>
-      </w:r>
+    </w:p>
+    <w:p>
+      <w:pPr>
+        <w:pStyle w:val="BodyText"/>
+      </w:pPr>
       <w:r>
         <w:t xml:space="preserve">B. Whether the system meets operational needs such as backup, recovery, and maintenance procedures</w:t>
       </w:r>
-      <w:r>
-        <w:t xml:space="preserve"> </w:t>
-      </w:r>
+    </w:p>
+    <w:p>
+      <w:pPr>
+        <w:pStyle w:val="BodyText"/>
+      </w:pPr>
       <w:r>
         <w:t xml:space="preserve">C. Whether the source code meets coding standards</w:t>
       </w:r>
-      <w:r>
-        <w:t xml:space="preserve"> </w:t>
-      </w:r>
+    </w:p>
+    <w:p>
+      <w:pPr>
+        <w:pStyle w:val="BodyText"/>
+      </w:pPr>
       <w:r>
         <w:t xml:space="preserve">D. Whether the system handles 1000 concurrent users</w:t>
       </w:r>
@@ -328,21 +358,27 @@
       <w:r>
         <w:t xml:space="preserve">A. Waterfall</w:t>
       </w:r>
-      <w:r>
-        <w:t xml:space="preserve"> </w:t>
-      </w:r>
+    </w:p>
+    <w:p>
+      <w:pPr>
+        <w:pStyle w:val="BodyText"/>
+      </w:pPr>
       <w:r>
         <w:t xml:space="preserve">B. V-model</w:t>
       </w:r>
-      <w:r>
-        <w:t xml:space="preserve"> </w:t>
-      </w:r>
+    </w:p>
+    <w:p>
+      <w:pPr>
+        <w:pStyle w:val="BodyText"/>
+      </w:pPr>
       <w:r>
         <w:t xml:space="preserve">C. Iterative and incremental</w:t>
       </w:r>
-      <w:r>
-        <w:t xml:space="preserve"> </w:t>
-      </w:r>
+    </w:p>
+    <w:p>
+      <w:pPr>
+        <w:pStyle w:val="BodyText"/>
+      </w:pPr>
       <w:r>
         <w:t xml:space="preserve">D. Big-bang</w:t>
       </w:r>
@@ -384,21 +420,27 @@
       <w:r>
         <w:t xml:space="preserve">A. Regression testing</w:t>
       </w:r>
-      <w:r>
-        <w:t xml:space="preserve"> </w:t>
-      </w:r>
+    </w:p>
+    <w:p>
+      <w:pPr>
+        <w:pStyle w:val="BodyText"/>
+      </w:pPr>
       <w:r>
         <w:t xml:space="preserve">B. Shift-left</w:t>
       </w:r>
-      <w:r>
-        <w:t xml:space="preserve"> </w:t>
-      </w:r>
+    </w:p>
+    <w:p>
+      <w:pPr>
+        <w:pStyle w:val="BodyText"/>
+      </w:pPr>
       <w:r>
         <w:t xml:space="preserve">C. Post-mortem analysis</w:t>
       </w:r>
-      <w:r>
-        <w:t xml:space="preserve"> </w:t>
-      </w:r>
+    </w:p>
+    <w:p>
+      <w:pPr>
+        <w:pStyle w:val="BodyText"/>
+      </w:pPr>
       <w:r>
         <w:t xml:space="preserve">D. Performance testing</w:t>
       </w:r>
@@ -428,21 +470,27 @@
       <w:r>
         <w:t xml:space="preserve">A. The same activity with different names</w:t>
       </w:r>
-      <w:r>
-        <w:t xml:space="preserve"> </w:t>
-      </w:r>
+    </w:p>
+    <w:p>
+      <w:pPr>
+        <w:pStyle w:val="BodyText"/>
+      </w:pPr>
       <w:r>
         <w:t xml:space="preserve">B. Complementary — both needed for thorough quality assurance, with static finding defects directly and dynamic finding failures during execution</w:t>
       </w:r>
-      <w:r>
-        <w:t xml:space="preserve"> </w:t>
-      </w:r>
+    </w:p>
+    <w:p>
+      <w:pPr>
+        <w:pStyle w:val="BodyText"/>
+      </w:pPr>
       <w:r>
         <w:t xml:space="preserve">C. Mutually exclusive — organizations use one or the other</w:t>
       </w:r>
-      <w:r>
-        <w:t xml:space="preserve"> </w:t>
-      </w:r>
+    </w:p>
+    <w:p>
+      <w:pPr>
+        <w:pStyle w:val="BodyText"/>
+      </w:pPr>
       <w:r>
         <w:t xml:space="preserve">D. Both require executing the software</w:t>
       </w:r>
@@ -472,21 +520,27 @@
       <w:r>
         <w:t xml:space="preserve">A. To write the work product</w:t>
       </w:r>
-      <w:r>
-        <w:t xml:space="preserve"> </w:t>
-      </w:r>
+    </w:p>
+    <w:p>
+      <w:pPr>
+        <w:pStyle w:val="BodyText"/>
+      </w:pPr>
       <w:r>
         <w:t xml:space="preserve">B. To lead the review meeting and ensure the process is followed</w:t>
       </w:r>
-      <w:r>
-        <w:t xml:space="preserve"> </w:t>
-      </w:r>
+    </w:p>
+    <w:p>
+      <w:pPr>
+        <w:pStyle w:val="BodyText"/>
+      </w:pPr>
       <w:r>
         <w:t xml:space="preserve">C. To fix all defects found</w:t>
       </w:r>
-      <w:r>
-        <w:t xml:space="preserve"> </w:t>
-      </w:r>
+    </w:p>
+    <w:p>
+      <w:pPr>
+        <w:pStyle w:val="BodyText"/>
+      </w:pPr>
       <w:r>
         <w:t xml:space="preserve">D. To record all findings</w:t>
       </w:r>
@@ -516,21 +570,27 @@
       <w:r>
         <w:t xml:space="preserve">A. Having as few reviewers as possible</w:t>
       </w:r>
-      <w:r>
-        <w:t xml:space="preserve"> </w:t>
-      </w:r>
+    </w:p>
+    <w:p>
+      <w:pPr>
+        <w:pStyle w:val="BodyText"/>
+      </w:pPr>
       <w:r>
         <w:t xml:space="preserve">B. Skipping individual preparation to save time</w:t>
       </w:r>
-      <w:r>
-        <w:t xml:space="preserve"> </w:t>
-      </w:r>
+    </w:p>
+    <w:p>
+      <w:pPr>
+        <w:pStyle w:val="BodyText"/>
+      </w:pPr>
       <w:r>
         <w:t xml:space="preserve">C. A supportive culture where defect findings are treated as constructive, not personal criticism</w:t>
       </w:r>
-      <w:r>
-        <w:t xml:space="preserve"> </w:t>
-      </w:r>
+    </w:p>
+    <w:p>
+      <w:pPr>
+        <w:pStyle w:val="BodyText"/>
+      </w:pPr>
       <w:r>
         <w:t xml:space="preserve">D. Reviewing very large documents in single sessions</w:t>
       </w:r>
@@ -560,21 +620,27 @@
       <w:r>
         <w:t xml:space="preserve">A. 2</w:t>
       </w:r>
-      <w:r>
-        <w:t xml:space="preserve"> </w:t>
-      </w:r>
+    </w:p>
+    <w:p>
+      <w:pPr>
+        <w:pStyle w:val="BodyText"/>
+      </w:pPr>
       <w:r>
         <w:t xml:space="preserve">B. 3</w:t>
       </w:r>
-      <w:r>
-        <w:t xml:space="preserve"> </w:t>
-      </w:r>
+    </w:p>
+    <w:p>
+      <w:pPr>
+        <w:pStyle w:val="BodyText"/>
+      </w:pPr>
       <w:r>
         <w:t xml:space="preserve">C. 4</w:t>
       </w:r>
-      <w:r>
-        <w:t xml:space="preserve"> </w:t>
-      </w:r>
+    </w:p>
+    <w:p>
+      <w:pPr>
+        <w:pStyle w:val="BodyText"/>
+      </w:pPr>
       <w:r>
         <w:t xml:space="preserve">D. 1000</w:t>
       </w:r>
@@ -604,21 +670,27 @@
       <w:r>
         <w:t xml:space="preserve">A. 0, 1, 1000, 1001</w:t>
       </w:r>
-      <w:r>
-        <w:t xml:space="preserve"> </w:t>
-      </w:r>
+    </w:p>
+    <w:p>
+      <w:pPr>
+        <w:pStyle w:val="BodyText"/>
+      </w:pPr>
       <w:r>
         <w:t xml:space="preserve">B. 1, 500, 1000</w:t>
       </w:r>
-      <w:r>
-        <w:t xml:space="preserve"> </w:t>
-      </w:r>
+    </w:p>
+    <w:p>
+      <w:pPr>
+        <w:pStyle w:val="BodyText"/>
+      </w:pPr>
       <w:r>
         <w:t xml:space="preserve">C. -1, 0, 1, 2, 999, 1000, 1001, 1002</w:t>
       </w:r>
-      <w:r>
-        <w:t xml:space="preserve"> </w:t>
-      </w:r>
+    </w:p>
+    <w:p>
+      <w:pPr>
+        <w:pStyle w:val="BodyText"/>
+      </w:pPr>
       <w:r>
         <w:t xml:space="preserve">D. 1, 1000</w:t>
       </w:r>
@@ -686,21 +758,27 @@
       <w:r>
         <w:t xml:space="preserve">A. 7 rules collapse to 1 (since any F in any condition leads to rejection)</w:t>
       </w:r>
-      <w:r>
-        <w:t xml:space="preserve"> </w:t>
-      </w:r>
+    </w:p>
+    <w:p>
+      <w:pPr>
+        <w:pStyle w:val="BodyText"/>
+      </w:pPr>
       <w:r>
         <w:t xml:space="preserve">B. They cannot be collapsed</w:t>
       </w:r>
-      <w:r>
-        <w:t xml:space="preserve"> </w:t>
-      </w:r>
+    </w:p>
+    <w:p>
+      <w:pPr>
+        <w:pStyle w:val="BodyText"/>
+      </w:pPr>
       <w:r>
         <w:t xml:space="preserve">C. 3 rules collapse to 1</w:t>
       </w:r>
-      <w:r>
-        <w:t xml:space="preserve"> </w:t>
-      </w:r>
+    </w:p>
+    <w:p>
+      <w:pPr>
+        <w:pStyle w:val="BodyText"/>
+      </w:pPr>
       <w:r>
         <w:t xml:space="preserve">D. 4 rules collapse to 1</w:t>
       </w:r>
@@ -730,21 +808,27 @@
       <w:r>
         <w:t xml:space="preserve">A. A transition that the system should allow</w:t>
       </w:r>
-      <w:r>
-        <w:t xml:space="preserve"> </w:t>
-      </w:r>
+    </w:p>
+    <w:p>
+      <w:pPr>
+        <w:pStyle w:val="BodyText"/>
+      </w:pPr>
       <w:r>
         <w:t xml:space="preserve">B. A transition that should NOT be possible from the current state (the system should reject it)</w:t>
       </w:r>
-      <w:r>
-        <w:t xml:space="preserve"> </w:t>
-      </w:r>
+    </w:p>
+    <w:p>
+      <w:pPr>
+        <w:pStyle w:val="BodyText"/>
+      </w:pPr>
       <w:r>
         <w:t xml:space="preserve">C. A transition that has been tested</w:t>
       </w:r>
-      <w:r>
-        <w:t xml:space="preserve"> </w:t>
-      </w:r>
+    </w:p>
+    <w:p>
+      <w:pPr>
+        <w:pStyle w:val="BodyText"/>
+      </w:pPr>
       <w:r>
         <w:t xml:space="preserve">D. A transition from the initial state</w:t>
       </w:r>
@@ -774,21 +858,27 @@
       <w:r>
         <w:t xml:space="preserve">A. 30%</w:t>
       </w:r>
-      <w:r>
-        <w:t xml:space="preserve"> </w:t>
-      </w:r>
+    </w:p>
+    <w:p>
+      <w:pPr>
+        <w:pStyle w:val="BodyText"/>
+      </w:pPr>
       <w:r>
         <w:t xml:space="preserve">B. 80%</w:t>
       </w:r>
-      <w:r>
-        <w:t xml:space="preserve"> </w:t>
-      </w:r>
+    </w:p>
+    <w:p>
+      <w:pPr>
+        <w:pStyle w:val="BodyText"/>
+      </w:pPr>
       <w:r>
         <w:t xml:space="preserve">C. 100%</w:t>
       </w:r>
-      <w:r>
-        <w:t xml:space="preserve"> </w:t>
-      </w:r>
+    </w:p>
+    <w:p>
+      <w:pPr>
+        <w:pStyle w:val="BodyText"/>
+      </w:pPr>
       <w:r>
         <w:t xml:space="preserve">D. 8%</w:t>
       </w:r>
@@ -918,21 +1008,27 @@
       <w:r>
         <w:t xml:space="preserve">A. 1</w:t>
       </w:r>
-      <w:r>
-        <w:t xml:space="preserve"> </w:t>
-      </w:r>
+    </w:p>
+    <w:p>
+      <w:pPr>
+        <w:pStyle w:val="BodyText"/>
+      </w:pPr>
       <w:r>
         <w:t xml:space="preserve">B. 2</w:t>
       </w:r>
-      <w:r>
-        <w:t xml:space="preserve"> </w:t>
-      </w:r>
+    </w:p>
+    <w:p>
+      <w:pPr>
+        <w:pStyle w:val="BodyText"/>
+      </w:pPr>
       <w:r>
         <w:t xml:space="preserve">C. 3</w:t>
       </w:r>
-      <w:r>
-        <w:t xml:space="preserve"> </w:t>
-      </w:r>
+    </w:p>
+    <w:p>
+      <w:pPr>
+        <w:pStyle w:val="BodyText"/>
+      </w:pPr>
       <w:r>
         <w:t xml:space="preserve">D. 4</w:t>
       </w:r>
@@ -962,21 +1058,27 @@
       <w:r>
         <w:t xml:space="preserve">A. Equivalence partitioning</w:t>
       </w:r>
-      <w:r>
-        <w:t xml:space="preserve"> </w:t>
-      </w:r>
+    </w:p>
+    <w:p>
+      <w:pPr>
+        <w:pStyle w:val="BodyText"/>
+      </w:pPr>
       <w:r>
         <w:t xml:space="preserve">B. Boundary value analysis</w:t>
       </w:r>
-      <w:r>
-        <w:t xml:space="preserve"> </w:t>
-      </w:r>
+    </w:p>
+    <w:p>
+      <w:pPr>
+        <w:pStyle w:val="BodyText"/>
+      </w:pPr>
       <w:r>
         <w:t xml:space="preserve">C. Decision table testing</w:t>
       </w:r>
-      <w:r>
-        <w:t xml:space="preserve"> </w:t>
-      </w:r>
+    </w:p>
+    <w:p>
+      <w:pPr>
+        <w:pStyle w:val="BodyText"/>
+      </w:pPr>
       <w:r>
         <w:t xml:space="preserve">D. State transition testing</w:t>
       </w:r>
@@ -1006,21 +1108,27 @@
       <w:r>
         <w:t xml:space="preserve">A. Random, unplanned testing with no documentation</w:t>
       </w:r>
-      <w:r>
-        <w:t xml:space="preserve"> </w:t>
-      </w:r>
+    </w:p>
+    <w:p>
+      <w:pPr>
+        <w:pStyle w:val="BodyText"/>
+      </w:pPr>
       <w:r>
         <w:t xml:space="preserve">B. Simultaneous test design, execution, and learning, guided by test charters and time-boxes</w:t>
       </w:r>
-      <w:r>
-        <w:t xml:space="preserve"> </w:t>
-      </w:r>
+    </w:p>
+    <w:p>
+      <w:pPr>
+        <w:pStyle w:val="BodyText"/>
+      </w:pPr>
       <w:r>
         <w:t xml:space="preserve">C. Automated regression testing</w:t>
       </w:r>
-      <w:r>
-        <w:t xml:space="preserve"> </w:t>
-      </w:r>
+    </w:p>
+    <w:p>
+      <w:pPr>
+        <w:pStyle w:val="BodyText"/>
+      </w:pPr>
       <w:r>
         <w:t xml:space="preserve">D. Testing performed only by inexperienced testers</w:t>
       </w:r>
@@ -1050,21 +1158,27 @@
       <w:r>
         <w:t xml:space="preserve">A. As a / I want / So that</w:t>
       </w:r>
-      <w:r>
-        <w:t xml:space="preserve"> </w:t>
-      </w:r>
+    </w:p>
+    <w:p>
+      <w:pPr>
+        <w:pStyle w:val="BodyText"/>
+      </w:pPr>
       <w:r>
         <w:t xml:space="preserve">B. Given / When / Then</w:t>
       </w:r>
-      <w:r>
-        <w:t xml:space="preserve"> </w:t>
-      </w:r>
+    </w:p>
+    <w:p>
+      <w:pPr>
+        <w:pStyle w:val="BodyText"/>
+      </w:pPr>
       <w:r>
         <w:t xml:space="preserve">C. Input / Process / Output</w:t>
       </w:r>
-      <w:r>
-        <w:t xml:space="preserve"> </w:t>
-      </w:r>
+    </w:p>
+    <w:p>
+      <w:pPr>
+        <w:pStyle w:val="BodyText"/>
+      </w:pPr>
       <w:r>
         <w:t xml:space="preserve">D. Plan / Do / Check / Act</w:t>
       </w:r>
@@ -1094,21 +1208,27 @@
       <w:r>
         <w:t xml:space="preserve">A. Regression testing</w:t>
       </w:r>
-      <w:r>
-        <w:t xml:space="preserve"> </w:t>
-      </w:r>
+    </w:p>
+    <w:p>
+      <w:pPr>
+        <w:pStyle w:val="BodyText"/>
+      </w:pPr>
       <w:r>
         <w:t xml:space="preserve">B. Acceptance Test-Driven Development (ATDD)</w:t>
       </w:r>
-      <w:r>
-        <w:t xml:space="preserve"> </w:t>
-      </w:r>
+    </w:p>
+    <w:p>
+      <w:pPr>
+        <w:pStyle w:val="BodyText"/>
+      </w:pPr>
       <w:r>
         <w:t xml:space="preserve">C. Ad hoc testing</w:t>
       </w:r>
-      <w:r>
-        <w:t xml:space="preserve"> </w:t>
-      </w:r>
+    </w:p>
+    <w:p>
+      <w:pPr>
+        <w:pStyle w:val="BodyText"/>
+      </w:pPr>
       <w:r>
         <w:t xml:space="preserve">D. Performance testing</w:t>
       </w:r>
@@ -1138,21 +1258,27 @@
       <w:r>
         <w:t xml:space="preserve">A. All defect reports for the project</w:t>
       </w:r>
-      <w:r>
-        <w:t xml:space="preserve"> </w:t>
-      </w:r>
+    </w:p>
+    <w:p>
+      <w:pPr>
+        <w:pStyle w:val="BodyText"/>
+      </w:pPr>
       <w:r>
         <w:t xml:space="preserve">B. The complete source code</w:t>
       </w:r>
-      <w:r>
-        <w:t xml:space="preserve"> </w:t>
-      </w:r>
+    </w:p>
+    <w:p>
+      <w:pPr>
+        <w:pStyle w:val="BodyText"/>
+      </w:pPr>
       <w:r>
         <w:t xml:space="preserve">C. Test objectives, scope, approach, schedule, resources, entry/exit criteria, and risk mitigation</w:t>
       </w:r>
-      <w:r>
-        <w:t xml:space="preserve"> </w:t>
-      </w:r>
+    </w:p>
+    <w:p>
+      <w:pPr>
+        <w:pStyle w:val="BodyText"/>
+      </w:pPr>
       <w:r>
         <w:t xml:space="preserve">D. Only the list of test cases</w:t>
       </w:r>
@@ -1182,21 +1308,27 @@
       <w:r>
         <w:t xml:space="preserve">A. Planning Poker</w:t>
       </w:r>
-      <w:r>
-        <w:t xml:space="preserve"> </w:t>
-      </w:r>
+    </w:p>
+    <w:p>
+      <w:pPr>
+        <w:pStyle w:val="BodyText"/>
+      </w:pPr>
       <w:r>
         <w:t xml:space="preserve">B. Wideband Delphi</w:t>
       </w:r>
-      <w:r>
-        <w:t xml:space="preserve"> </w:t>
-      </w:r>
+    </w:p>
+    <w:p>
+      <w:pPr>
+        <w:pStyle w:val="BodyText"/>
+      </w:pPr>
       <w:r>
         <w:t xml:space="preserve">C. Lines-of-code counting</w:t>
       </w:r>
-      <w:r>
-        <w:t xml:space="preserve"> </w:t>
-      </w:r>
+    </w:p>
+    <w:p>
+      <w:pPr>
+        <w:pStyle w:val="BodyText"/>
+      </w:pPr>
       <w:r>
         <w:t xml:space="preserve">D. Random guessing</w:t>
       </w:r>
@@ -1226,21 +1358,27 @@
       <w:r>
         <w:t xml:space="preserve">A. Tests that are easiest to run</w:t>
       </w:r>
-      <w:r>
-        <w:t xml:space="preserve"> </w:t>
-      </w:r>
+    </w:p>
+    <w:p>
+      <w:pPr>
+        <w:pStyle w:val="BodyText"/>
+      </w:pPr>
       <w:r>
         <w:t xml:space="preserve">B. Tests covering the highest-risk features</w:t>
       </w:r>
-      <w:r>
-        <w:t xml:space="preserve"> </w:t>
-      </w:r>
+    </w:p>
+    <w:p>
+      <w:pPr>
+        <w:pStyle w:val="BodyText"/>
+      </w:pPr>
       <w:r>
         <w:t xml:space="preserve">C. Tests that were written most recently</w:t>
       </w:r>
-      <w:r>
-        <w:t xml:space="preserve"> </w:t>
-      </w:r>
+    </w:p>
+    <w:p>
+      <w:pPr>
+        <w:pStyle w:val="BodyText"/>
+      </w:pPr>
       <w:r>
         <w:t xml:space="preserve">D. Tests in alphabetical order</w:t>
       </w:r>
@@ -1270,21 +1408,27 @@
       <w:r>
         <w:t xml:space="preserve">A. Q1 (technology-facing, supporting the team)</w:t>
       </w:r>
-      <w:r>
-        <w:t xml:space="preserve"> </w:t>
-      </w:r>
+    </w:p>
+    <w:p>
+      <w:pPr>
+        <w:pStyle w:val="BodyText"/>
+      </w:pPr>
       <w:r>
         <w:t xml:space="preserve">B. Q2 (business-facing, supporting the team)</w:t>
       </w:r>
-      <w:r>
-        <w:t xml:space="preserve"> </w:t>
-      </w:r>
+    </w:p>
+    <w:p>
+      <w:pPr>
+        <w:pStyle w:val="BodyText"/>
+      </w:pPr>
       <w:r>
         <w:t xml:space="preserve">C. Q3 (business-facing, critiquing the product)</w:t>
       </w:r>
-      <w:r>
-        <w:t xml:space="preserve"> </w:t>
-      </w:r>
+    </w:p>
+    <w:p>
+      <w:pPr>
+        <w:pStyle w:val="BodyText"/>
+      </w:pPr>
       <w:r>
         <w:t xml:space="preserve">D. Q4 (technology-facing, critiquing the product)</w:t>
       </w:r>
@@ -1326,21 +1470,27 @@
       <w:r>
         <w:t xml:space="preserve">A. 8</w:t>
       </w:r>
-      <w:r>
-        <w:t xml:space="preserve"> </w:t>
-      </w:r>
+    </w:p>
+    <w:p>
+      <w:pPr>
+        <w:pStyle w:val="BodyText"/>
+      </w:pPr>
       <w:r>
         <w:t xml:space="preserve">B. 16</w:t>
       </w:r>
-      <w:r>
-        <w:t xml:space="preserve"> </w:t>
-      </w:r>
+    </w:p>
+    <w:p>
+      <w:pPr>
+        <w:pStyle w:val="BodyText"/>
+      </w:pPr>
       <w:r>
         <w:t xml:space="preserve">C. 4</w:t>
       </w:r>
-      <w:r>
-        <w:t xml:space="preserve"> </w:t>
-      </w:r>
+    </w:p>
+    <w:p>
+      <w:pPr>
+        <w:pStyle w:val="BodyText"/>
+      </w:pPr>
       <w:r>
         <w:t xml:space="preserve">D. 2</w:t>
       </w:r>
@@ -1370,21 +1520,27 @@
       <w:r>
         <w:t xml:space="preserve">A. The project deadline has been moved forward by 2 weeks</w:t>
       </w:r>
-      <w:r>
-        <w:t xml:space="preserve"> </w:t>
-      </w:r>
+    </w:p>
+    <w:p>
+      <w:pPr>
+        <w:pStyle w:val="BodyText"/>
+      </w:pPr>
       <w:r>
         <w:t xml:space="preserve">B. The security module may have vulnerabilities allowing unauthorized access</w:t>
       </w:r>
-      <w:r>
-        <w:t xml:space="preserve"> </w:t>
-      </w:r>
+    </w:p>
+    <w:p>
+      <w:pPr>
+        <w:pStyle w:val="BodyText"/>
+      </w:pPr>
       <w:r>
         <w:t xml:space="preserve">C. The test manager resigned unexpectedly</w:t>
       </w:r>
-      <w:r>
-        <w:t xml:space="preserve"> </w:t>
-      </w:r>
+    </w:p>
+    <w:p>
+      <w:pPr>
+        <w:pStyle w:val="BodyText"/>
+      </w:pPr>
       <w:r>
         <w:t xml:space="preserve">D. The deployment tool license expired</w:t>
       </w:r>
@@ -1414,21 +1570,27 @@
       <w:r>
         <w:t xml:space="preserve">A. Only the CEO</w:t>
       </w:r>
-      <w:r>
-        <w:t xml:space="preserve"> </w:t>
-      </w:r>
+    </w:p>
+    <w:p>
+      <w:pPr>
+        <w:pStyle w:val="BodyText"/>
+      </w:pPr>
       <w:r>
         <w:t xml:space="preserve">B. The test team and project manager, providing current test status against the plan</w:t>
       </w:r>
-      <w:r>
-        <w:t xml:space="preserve"> </w:t>
-      </w:r>
+    </w:p>
+    <w:p>
+      <w:pPr>
+        <w:pStyle w:val="BodyText"/>
+      </w:pPr>
       <w:r>
         <w:t xml:space="preserve">C. External customers only</w:t>
       </w:r>
-      <w:r>
-        <w:t xml:space="preserve"> </w:t>
-      </w:r>
+    </w:p>
+    <w:p>
+      <w:pPr>
+        <w:pStyle w:val="BodyText"/>
+      </w:pPr>
       <w:r>
         <w:t xml:space="preserve">D. Nobody — reports are not needed</w:t>
       </w:r>
@@ -1458,21 +1620,27 @@
       <w:r>
         <w:t xml:space="preserve">A. All features receive identical testing regardless of risk</w:t>
       </w:r>
-      <w:r>
-        <w:t xml:space="preserve"> </w:t>
-      </w:r>
+    </w:p>
+    <w:p>
+      <w:pPr>
+        <w:pStyle w:val="BodyText"/>
+      </w:pPr>
       <w:r>
         <w:t xml:space="preserve">B. Features with higher risk levels receive more thorough testing; lower-risk features receive basic coverage</w:t>
       </w:r>
-      <w:r>
-        <w:t xml:space="preserve"> </w:t>
-      </w:r>
+    </w:p>
+    <w:p>
+      <w:pPr>
+        <w:pStyle w:val="BodyText"/>
+      </w:pPr>
       <w:r>
         <w:t xml:space="preserve">C. Only the highest-risk feature is tested; all others are skipped</w:t>
       </w:r>
-      <w:r>
-        <w:t xml:space="preserve"> </w:t>
-      </w:r>
+    </w:p>
+    <w:p>
+      <w:pPr>
+        <w:pStyle w:val="BodyText"/>
+      </w:pPr>
       <w:r>
         <w:t xml:space="preserve">D. Risk is not considered in test planning</w:t>
       </w:r>
@@ -1502,21 +1670,27 @@
       <w:r>
         <w:t xml:space="preserve">A. Severity and priority must always match</w:t>
       </w:r>
-      <w:r>
-        <w:t xml:space="preserve"> </w:t>
-      </w:r>
+    </w:p>
+    <w:p>
+      <w:pPr>
+        <w:pStyle w:val="BodyText"/>
+      </w:pPr>
       <w:r>
         <w:t xml:space="preserve">B. This is impossible — high severity always means high priority</w:t>
       </w:r>
-      <w:r>
-        <w:t xml:space="preserve"> </w:t>
-      </w:r>
+    </w:p>
+    <w:p>
+      <w:pPr>
+        <w:pStyle w:val="BodyText"/>
+      </w:pPr>
       <w:r>
         <w:t xml:space="preserve">C. Severity and priority are independent; a high-severity defect can have low business priority</w:t>
       </w:r>
-      <w:r>
-        <w:t xml:space="preserve"> </w:t>
-      </w:r>
+    </w:p>
+    <w:p>
+      <w:pPr>
+        <w:pStyle w:val="BodyText"/>
+      </w:pPr>
       <w:r>
         <w:t xml:space="preserve">D. The defect should be closed immediately since priority is low</w:t>
       </w:r>
@@ -1546,21 +1720,27 @@
       <w:r>
         <w:t xml:space="preserve">A. CM automatically fixes defects</w:t>
       </w:r>
-      <w:r>
-        <w:t xml:space="preserve"> </w:t>
-      </w:r>
+    </w:p>
+    <w:p>
+      <w:pPr>
+        <w:pStyle w:val="BodyText"/>
+      </w:pPr>
       <w:r>
         <w:t xml:space="preserve">B. CM ensures the exact version of code, data, and environment where the defect was found is recorded, enabling accurate reproduction</w:t>
       </w:r>
-      <w:r>
-        <w:t xml:space="preserve"> </w:t>
-      </w:r>
+    </w:p>
+    <w:p>
+      <w:pPr>
+        <w:pStyle w:val="BodyText"/>
+      </w:pPr>
       <w:r>
         <w:t xml:space="preserve">C. CM generates test cases</w:t>
       </w:r>
-      <w:r>
-        <w:t xml:space="preserve"> </w:t>
-      </w:r>
+    </w:p>
+    <w:p>
+      <w:pPr>
+        <w:pStyle w:val="BodyText"/>
+      </w:pPr>
       <w:r>
         <w:t xml:space="preserve">D. CM replaces the need for defect reports</w:t>
       </w:r>
@@ -1590,21 +1770,27 @@
       <w:r>
         <w:t xml:space="preserve">A. Dynamic testing</w:t>
       </w:r>
-      <w:r>
-        <w:t xml:space="preserve"> </w:t>
-      </w:r>
+    </w:p>
+    <w:p>
+      <w:pPr>
+        <w:pStyle w:val="BodyText"/>
+      </w:pPr>
       <w:r>
         <w:t xml:space="preserve">B. Performance testing</w:t>
       </w:r>
-      <w:r>
-        <w:t xml:space="preserve"> </w:t>
-      </w:r>
+    </w:p>
+    <w:p>
+      <w:pPr>
+        <w:pStyle w:val="BodyText"/>
+      </w:pPr>
       <w:r>
         <w:t xml:space="preserve">C. Static analysis</w:t>
       </w:r>
-      <w:r>
-        <w:t xml:space="preserve"> </w:t>
-      </w:r>
+    </w:p>
+    <w:p>
+      <w:pPr>
+        <w:pStyle w:val="BodyText"/>
+      </w:pPr>
       <w:r>
         <w:t xml:space="preserve">D. Exploratory testing</w:t>
       </w:r>
@@ -1634,21 +1820,27 @@
       <w:r>
         <w:t xml:space="preserve">A. Tests execute faster</w:t>
       </w:r>
-      <w:r>
-        <w:t xml:space="preserve"> </w:t>
-      </w:r>
+    </w:p>
+    <w:p>
+      <w:pPr>
+        <w:pStyle w:val="BodyText"/>
+      </w:pPr>
       <w:r>
         <w:t xml:space="preserve">B. Tests are repeatable</w:t>
       </w:r>
-      <w:r>
-        <w:t xml:space="preserve"> </w:t>
-      </w:r>
+    </w:p>
+    <w:p>
+      <w:pPr>
+        <w:pStyle w:val="BodyText"/>
+      </w:pPr>
       <w:r>
         <w:t xml:space="preserve">C. Fragile tests that break frequently when the UI changes, requiring expensive maintenance</w:t>
       </w:r>
-      <w:r>
-        <w:t xml:space="preserve"> </w:t>
-      </w:r>
+    </w:p>
+    <w:p>
+      <w:pPr>
+        <w:pStyle w:val="BodyText"/>
+      </w:pPr>
       <w:r>
         <w:t xml:space="preserve">D. Tests provide faster feedback</w:t>
       </w:r>
@@ -1678,21 +1870,27 @@
       <w:r>
         <w:t xml:space="preserve">A. Nothing — automation replaces all manual testing</w:t>
       </w:r>
-      <w:r>
-        <w:t xml:space="preserve"> </w:t>
-      </w:r>
+    </w:p>
+    <w:p>
+      <w:pPr>
+        <w:pStyle w:val="BodyText"/>
+      </w:pPr>
       <w:r>
         <w:t xml:space="preserve">B. Automated tests only check what they are programmed to check; they cannot replace exploratory testing, usability evaluation, and human judgment</w:t>
       </w:r>
-      <w:r>
-        <w:t xml:space="preserve"> </w:t>
-      </w:r>
+    </w:p>
+    <w:p>
+      <w:pPr>
+        <w:pStyle w:val="BodyText"/>
+      </w:pPr>
       <w:r>
         <w:t xml:space="preserve">C. Automated tests find more usability defects than humans</w:t>
       </w:r>
-      <w:r>
-        <w:t xml:space="preserve"> </w:t>
-      </w:r>
+    </w:p>
+    <w:p>
+      <w:pPr>
+        <w:pStyle w:val="BodyText"/>
+      </w:pPr>
       <w:r>
         <w:t xml:space="preserve">D. Manual testing is always slower and therefore useless</w:t>
       </w:r>
@@ -1722,21 +1920,27 @@
       <w:r>
         <w:t xml:space="preserve">A. Static analysis tool</w:t>
       </w:r>
-      <w:r>
-        <w:t xml:space="preserve"> </w:t>
-      </w:r>
+    </w:p>
+    <w:p>
+      <w:pPr>
+        <w:pStyle w:val="BodyText"/>
+      </w:pPr>
       <w:r>
         <w:t xml:space="preserve">B. Performance testing tool</w:t>
       </w:r>
-      <w:r>
-        <w:t xml:space="preserve"> </w:t>
-      </w:r>
+    </w:p>
+    <w:p>
+      <w:pPr>
+        <w:pStyle w:val="BodyText"/>
+      </w:pPr>
       <w:r>
         <w:t xml:space="preserve">C. Test management tool</w:t>
       </w:r>
-      <w:r>
-        <w:t xml:space="preserve"> </w:t>
-      </w:r>
+    </w:p>
+    <w:p>
+      <w:pPr>
+        <w:pStyle w:val="BodyText"/>
+      </w:pPr>
       <w:r>
         <w:t xml:space="preserve">D. Code coverage tool</w:t>
       </w:r>
@@ -1766,21 +1970,27 @@
       <w:r>
         <w:t xml:space="preserve">A. Values below -40</w:t>
       </w:r>
-      <w:r>
-        <w:t xml:space="preserve"> </w:t>
-      </w:r>
+    </w:p>
+    <w:p>
+      <w:pPr>
+        <w:pStyle w:val="BodyText"/>
+      </w:pPr>
       <w:r>
         <w:t xml:space="preserve">B. Values from -40 to 120</w:t>
       </w:r>
-      <w:r>
-        <w:t xml:space="preserve"> </w:t>
-      </w:r>
+    </w:p>
+    <w:p>
+      <w:pPr>
+        <w:pStyle w:val="BodyText"/>
+      </w:pPr>
       <w:r>
         <w:t xml:space="preserve">C. Values above 120</w:t>
       </w:r>
-      <w:r>
-        <w:t xml:space="preserve"> </w:t>
-      </w:r>
+    </w:p>
+    <w:p>
+      <w:pPr>
+        <w:pStyle w:val="BodyText"/>
+      </w:pPr>
       <w:r>
         <w:t xml:space="preserve">D. Non-integer values</w:t>
       </w:r>
@@ -1810,21 +2020,27 @@
       <w:r>
         <w:t xml:space="preserve">A. -41, -40, 120, 121</w:t>
       </w:r>
-      <w:r>
-        <w:t xml:space="preserve"> </w:t>
-      </w:r>
+    </w:p>
+    <w:p>
+      <w:pPr>
+        <w:pStyle w:val="BodyText"/>
+      </w:pPr>
       <w:r>
         <w:t xml:space="preserve">B. -40, 0, 120</w:t>
       </w:r>
-      <w:r>
-        <w:t xml:space="preserve"> </w:t>
-      </w:r>
+    </w:p>
+    <w:p>
+      <w:pPr>
+        <w:pStyle w:val="BodyText"/>
+      </w:pPr>
       <w:r>
         <w:t xml:space="preserve">C. -100, -40, 120, 200</w:t>
       </w:r>
-      <w:r>
-        <w:t xml:space="preserve"> </w:t>
-      </w:r>
+    </w:p>
+    <w:p>
+      <w:pPr>
+        <w:pStyle w:val="BodyText"/>
+      </w:pPr>
       <w:r>
         <w:t xml:space="preserve">D. -40, 120</w:t>
       </w:r>
@@ -1854,21 +2070,27 @@
       <w:r>
         <w:t xml:space="preserve">A. 3</w:t>
       </w:r>
-      <w:r>
-        <w:t xml:space="preserve"> </w:t>
-      </w:r>
+    </w:p>
+    <w:p>
+      <w:pPr>
+        <w:pStyle w:val="BodyText"/>
+      </w:pPr>
       <w:r>
         <w:t xml:space="preserve">B. 1</w:t>
       </w:r>
-      <w:r>
-        <w:t xml:space="preserve"> </w:t>
-      </w:r>
+    </w:p>
+    <w:p>
+      <w:pPr>
+        <w:pStyle w:val="BodyText"/>
+      </w:pPr>
       <w:r>
         <w:t xml:space="preserve">C. 6</w:t>
       </w:r>
-      <w:r>
-        <w:t xml:space="preserve"> </w:t>
-      </w:r>
+    </w:p>
+    <w:p>
+      <w:pPr>
+        <w:pStyle w:val="BodyText"/>
+      </w:pPr>
       <w:r>
         <w:t xml:space="preserve">D. 9</w:t>
       </w:r>
@@ -1898,21 +2120,27 @@
       <w:r>
         <w:t xml:space="preserve">A. Only performing acceptance testing at the very end</w:t>
       </w:r>
-      <w:r>
-        <w:t xml:space="preserve"> </w:t>
-      </w:r>
+    </w:p>
+    <w:p>
+      <w:pPr>
+        <w:pStyle w:val="BodyText"/>
+      </w:pPr>
       <w:r>
         <w:t xml:space="preserve">B. Reviewing requirements and writing tests before development begins</w:t>
       </w:r>
-      <w:r>
-        <w:t xml:space="preserve"> </w:t>
-      </w:r>
+    </w:p>
+    <w:p>
+      <w:pPr>
+        <w:pStyle w:val="BodyText"/>
+      </w:pPr>
       <w:r>
         <w:t xml:space="preserve">C. Waiting for all code to be complete before any testing starts</w:t>
       </w:r>
-      <w:r>
-        <w:t xml:space="preserve"> </w:t>
-      </w:r>
+    </w:p>
+    <w:p>
+      <w:pPr>
+        <w:pStyle w:val="BodyText"/>
+      </w:pPr>
       <w:r>
         <w:t xml:space="preserve">D. Eliminating all testing to speed up delivery</w:t>
       </w:r>
@@ -1942,21 +2170,27 @@
       <w:r>
         <w:t xml:space="preserve">A. Severity</w:t>
       </w:r>
-      <w:r>
-        <w:t xml:space="preserve"> </w:t>
-      </w:r>
+    </w:p>
+    <w:p>
+      <w:pPr>
+        <w:pStyle w:val="BodyText"/>
+      </w:pPr>
       <w:r>
         <w:t xml:space="preserve">B. Expected result</w:t>
       </w:r>
-      <w:r>
-        <w:t xml:space="preserve"> </w:t>
-      </w:r>
+    </w:p>
+    <w:p>
+      <w:pPr>
+        <w:pStyle w:val="BodyText"/>
+      </w:pPr>
       <w:r>
         <w:t xml:space="preserve">C. Steps to reproduce</w:t>
       </w:r>
-      <w:r>
-        <w:t xml:space="preserve"> </w:t>
-      </w:r>
+    </w:p>
+    <w:p>
+      <w:pPr>
+        <w:pStyle w:val="BodyText"/>
+      </w:pPr>
       <w:r>
         <w:t xml:space="preserve">D. Priority</w:t>
       </w:r>
@@ -1986,21 +2220,27 @@
       <w:r>
         <w:t xml:space="preserve">A. No — statement coverage and branch coverage are completely unrelated</w:t>
       </w:r>
-      <w:r>
-        <w:t xml:space="preserve"> </w:t>
-      </w:r>
+    </w:p>
+    <w:p>
+      <w:pPr>
+        <w:pStyle w:val="BodyText"/>
+      </w:pPr>
       <w:r>
         <w:t xml:space="preserve">B. Yes — 100% branch coverage guarantees 100% statement coverage</w:t>
       </w:r>
-      <w:r>
-        <w:t xml:space="preserve"> </w:t>
-      </w:r>
+    </w:p>
+    <w:p>
+      <w:pPr>
+        <w:pStyle w:val="BodyText"/>
+      </w:pPr>
       <w:r>
         <w:t xml:space="preserve">C. No — you always need more tests for statement coverage</w:t>
       </w:r>
-      <w:r>
-        <w:t xml:space="preserve"> </w:t>
-      </w:r>
+    </w:p>
+    <w:p>
+      <w:pPr>
+        <w:pStyle w:val="BodyText"/>
+      </w:pPr>
       <w:r>
         <w:t xml:space="preserve">D. It depends on whether the code has loops</w:t>
       </w:r>
